--- a/Embedded C Programming.docx
+++ b/Embedded C Programming.docx
@@ -82,7 +82,23 @@
         <w:t xml:space="preserve"> (Integer):</w:t>
       </w:r>
       <w:r>
-        <w:t xml:space="preserve"> +ve range = 0-0x7FFFFFFF and -ve range = 0x80000000-0Xffffffff (-1).</w:t>
+        <w:t xml:space="preserve"> +</w:t>
+      </w:r>
+      <w:proofErr w:type="spellStart"/>
+      <w:r>
+        <w:t>ve</w:t>
+      </w:r>
+      <w:proofErr w:type="spellEnd"/>
+      <w:r>
+        <w:t xml:space="preserve"> range = 0-0x7FFFFFFF and -</w:t>
+      </w:r>
+      <w:proofErr w:type="spellStart"/>
+      <w:r>
+        <w:t>ve</w:t>
+      </w:r>
+      <w:proofErr w:type="spellEnd"/>
+      <w:r>
+        <w:t xml:space="preserve"> range = 0x80000000-0Xffffffff (-1).</w:t>
       </w:r>
     </w:p>
     <w:p>
@@ -355,7 +371,15 @@
         </w:numPr>
       </w:pPr>
       <w:r>
-        <w:t>Compiler Magic: Even though the flow in the while loop is first compare and then increment the compiler uses a different approach as follows.</w:t>
+        <w:t xml:space="preserve">Compiler Magic: Even though the flow in the while loop is first </w:t>
+      </w:r>
+      <w:proofErr w:type="gramStart"/>
+      <w:r>
+        <w:t>compare</w:t>
+      </w:r>
+      <w:proofErr w:type="gramEnd"/>
+      <w:r>
+        <w:t xml:space="preserve"> and then increment the compiler uses a different approach as follows.</w:t>
       </w:r>
     </w:p>
     <w:p>
@@ -408,15 +432,28 @@
         <w:pStyle w:val="ListParagraph"/>
       </w:pPr>
       <w:r>
-        <w:t>But both  the flows are same then how can I say the compiler is smart?</w:t>
-      </w:r>
-    </w:p>
-    <w:p>
-      <w:pPr>
-        <w:pStyle w:val="ListParagraph"/>
-      </w:pPr>
-      <w:r>
-        <w:t>Well the answer can be seen in the disassembly view check this out.</w:t>
+        <w:t xml:space="preserve">But </w:t>
+      </w:r>
+      <w:proofErr w:type="gramStart"/>
+      <w:r>
+        <w:t>both  the</w:t>
+      </w:r>
+      <w:proofErr w:type="gramEnd"/>
+      <w:r>
+        <w:t xml:space="preserve"> flows are same then how can I say the compiler is smart?</w:t>
+      </w:r>
+    </w:p>
+    <w:p>
+      <w:pPr>
+        <w:pStyle w:val="ListParagraph"/>
+      </w:pPr>
+      <w:proofErr w:type="gramStart"/>
+      <w:r>
+        <w:t>Well</w:t>
+      </w:r>
+      <w:proofErr w:type="gramEnd"/>
+      <w:r>
+        <w:t xml:space="preserve"> the answer can be seen in the disassembly view check this out.</w:t>
       </w:r>
     </w:p>
     <w:p>
@@ -499,16 +536,34 @@
       <w:pPr>
         <w:pStyle w:val="ListParagraph"/>
       </w:pPr>
-      <w:r>
-        <w:t>Well based on the arm cortexs documentation this information is encoded in the instruction.</w:t>
-      </w:r>
-    </w:p>
-    <w:p>
-      <w:pPr>
-        <w:pStyle w:val="ListParagraph"/>
-      </w:pPr>
-      <w:r>
-        <w:t>So in our example 0xdbfc (BLT.N) 0xd means encoding type T1</w:t>
+      <w:proofErr w:type="gramStart"/>
+      <w:r>
+        <w:t>Well</w:t>
+      </w:r>
+      <w:proofErr w:type="gramEnd"/>
+      <w:r>
+        <w:t xml:space="preserve"> based on the arm </w:t>
+      </w:r>
+      <w:proofErr w:type="spellStart"/>
+      <w:r>
+        <w:t>cortexs</w:t>
+      </w:r>
+      <w:proofErr w:type="spellEnd"/>
+      <w:r>
+        <w:t xml:space="preserve"> documentation this information is encoded in the instruction.</w:t>
+      </w:r>
+    </w:p>
+    <w:p>
+      <w:pPr>
+        <w:pStyle w:val="ListParagraph"/>
+      </w:pPr>
+      <w:proofErr w:type="gramStart"/>
+      <w:r>
+        <w:t>So</w:t>
+      </w:r>
+      <w:proofErr w:type="gramEnd"/>
+      <w:r>
+        <w:t xml:space="preserve"> in our example 0xdbfc (BLT.N) 0xd means encoding type T1</w:t>
       </w:r>
       <w:r>
         <w:t xml:space="preserve"> (look in figure below), 0xb means the LT </w:t>
@@ -750,13 +805,29 @@
         <w:t>Now at this point you understand that we need</w:t>
       </w:r>
       <w:r>
-        <w:t xml:space="preserve"> to perform </w:t>
-      </w:r>
-      <w:r>
-        <w:t xml:space="preserve"> the compilation process </w:t>
-      </w:r>
-      <w:r>
-        <w:t xml:space="preserve">before your blinky.c code </w:t>
+        <w:t xml:space="preserve"> to </w:t>
+      </w:r>
+      <w:proofErr w:type="gramStart"/>
+      <w:r>
+        <w:t xml:space="preserve">perform </w:t>
+      </w:r>
+      <w:r>
+        <w:t xml:space="preserve"> the</w:t>
+      </w:r>
+      <w:proofErr w:type="gramEnd"/>
+      <w:r>
+        <w:t xml:space="preserve"> compilation process </w:t>
+      </w:r>
+      <w:r>
+        <w:t xml:space="preserve">before your </w:t>
+      </w:r>
+      <w:proofErr w:type="spellStart"/>
+      <w:r>
+        <w:t>blinky.c</w:t>
+      </w:r>
+      <w:proofErr w:type="spellEnd"/>
+      <w:r>
+        <w:t xml:space="preserve"> code </w:t>
       </w:r>
       <w:r>
         <w:t>is uploaded on your dev board.</w:t>
@@ -781,7 +852,15 @@
         <w:br/>
       </w:r>
       <w:r>
-        <w:t>refer to this legendary video by ArtfulBytes:</w:t>
+        <w:t xml:space="preserve">refer to this legendary video by </w:t>
+      </w:r>
+      <w:proofErr w:type="spellStart"/>
+      <w:r>
+        <w:t>ArtfulBytes</w:t>
+      </w:r>
+      <w:proofErr w:type="spellEnd"/>
+      <w:r>
+        <w:t>:</w:t>
       </w:r>
       <w:r>
         <w:t xml:space="preserve"> </w:t>
@@ -797,11 +876,32 @@
       <w:r>
         <w:br/>
       </w:r>
-      <w:r>
-        <w:t xml:space="preserve">Ill try giving you guys an overview here. After the compilation process we get the </w:t>
-      </w:r>
-      <w:r>
-        <w:t>.o file which i</w:t>
+      <w:proofErr w:type="spellStart"/>
+      <w:r>
+        <w:t>Ill</w:t>
+      </w:r>
+      <w:proofErr w:type="spellEnd"/>
+      <w:r>
+        <w:t xml:space="preserve"> try giving you guys an overview here. After the compilation </w:t>
+      </w:r>
+      <w:proofErr w:type="gramStart"/>
+      <w:r>
+        <w:t>process</w:t>
+      </w:r>
+      <w:proofErr w:type="gramEnd"/>
+      <w:r>
+        <w:t xml:space="preserve"> we get </w:t>
+      </w:r>
+      <w:proofErr w:type="gramStart"/>
+      <w:r>
+        <w:t xml:space="preserve">the </w:t>
+      </w:r>
+      <w:r>
+        <w:t>.o</w:t>
+      </w:r>
+      <w:proofErr w:type="gramEnd"/>
+      <w:r>
+        <w:t xml:space="preserve"> file which i</w:t>
       </w:r>
       <w:r>
         <w:t>s a file created by the compiler</w:t>
@@ -884,7 +984,11 @@
         <w:t xml:space="preserve">The sections are </w:t>
       </w:r>
       <w:r>
-        <w:t>mentioned below here</w:t>
+        <w:t xml:space="preserve">mentioned below </w:t>
+      </w:r>
+      <w:proofErr w:type="gramStart"/>
+      <w:r>
+        <w:t>here</w:t>
       </w:r>
       <w:r>
         <w:t xml:space="preserve"> </w:t>
@@ -892,6 +996,7 @@
       <w:r>
         <w:t>.</w:t>
       </w:r>
+      <w:proofErr w:type="gramEnd"/>
       <w:r>
         <w:t xml:space="preserve"> i.e.</w:t>
       </w:r>
@@ -899,7 +1004,15 @@
         <w:br/>
       </w:r>
       <w:r>
-        <w:t>.text, and .const -&gt; Flash memory (Kind of like an EEPROM) N</w:t>
+        <w:t>.text, and .</w:t>
+      </w:r>
+      <w:proofErr w:type="spellStart"/>
+      <w:r>
+        <w:t>const</w:t>
+      </w:r>
+      <w:proofErr w:type="spellEnd"/>
+      <w:r>
+        <w:t xml:space="preserve"> -&gt; Flash memory (Kind of like an EEPROM) N</w:t>
       </w:r>
       <w:r>
         <w:t>on-volatile memory</w:t>
@@ -968,7 +1081,15 @@
         <w:t>executable file and writes it to the flash memor</w:t>
       </w:r>
       <w:r>
-        <w:t xml:space="preserve">y. So in this </w:t>
+        <w:t xml:space="preserve">y. </w:t>
+      </w:r>
+      <w:proofErr w:type="gramStart"/>
+      <w:r>
+        <w:t>So</w:t>
+      </w:r>
+      <w:proofErr w:type="gramEnd"/>
+      <w:r>
+        <w:t xml:space="preserve"> in this </w:t>
       </w:r>
       <w:r>
         <w:t>flash memory of the MCU there is a startup code that is executed after it boots</w:t>
@@ -1088,8 +1209,13 @@
       <w:r>
         <w:t xml:space="preserve"> </w:t>
       </w:r>
-      <w:r>
-        <w:t>incase of the global counter</w:t>
+      <w:proofErr w:type="spellStart"/>
+      <w:r>
+        <w:t>incase</w:t>
+      </w:r>
+      <w:proofErr w:type="spellEnd"/>
+      <w:r>
+        <w:t xml:space="preserve"> of the global counter</w:t>
       </w:r>
       <w:r>
         <w:t>,</w:t>
@@ -1101,7 +1227,15 @@
         <w:t xml:space="preserve">     </w:t>
       </w:r>
       <w:r>
-        <w:t>r3? ldr r3, [pc, #56]</w:t>
+        <w:t xml:space="preserve">r3? </w:t>
+      </w:r>
+      <w:proofErr w:type="spellStart"/>
+      <w:r>
+        <w:t>ldr</w:t>
+      </w:r>
+      <w:proofErr w:type="spellEnd"/>
+      <w:r>
+        <w:t xml:space="preserve"> r3, [pc, #56]</w:t>
       </w:r>
     </w:p>
     <w:p>
@@ -1112,8 +1246,13 @@
           <w:numId w:val="3"/>
         </w:numPr>
       </w:pPr>
-      <w:r>
-        <w:t>ldr r3, [pc, #56]</w:t>
+      <w:proofErr w:type="spellStart"/>
+      <w:r>
+        <w:t>ldr</w:t>
+      </w:r>
+      <w:proofErr w:type="spellEnd"/>
+      <w:r>
+        <w:t xml:space="preserve"> r3, [pc, #56]</w:t>
       </w:r>
       <w:r>
         <w:t xml:space="preserve"> here the </w:t>
@@ -1125,7 +1264,15 @@
         <w:t xml:space="preserve"> address</w:t>
       </w:r>
       <w:r>
-        <w:t xml:space="preserve"> of the global_counter variable is loaded from the static memory</w:t>
+        <w:t xml:space="preserve"> of the </w:t>
+      </w:r>
+      <w:proofErr w:type="spellStart"/>
+      <w:r>
+        <w:t>global_counter</w:t>
+      </w:r>
+      <w:proofErr w:type="spellEnd"/>
+      <w:r>
+        <w:t xml:space="preserve"> variable is loaded from the static memory</w:t>
       </w:r>
       <w:r>
         <w:t xml:space="preserve">. </w:t>
@@ -1159,7 +1306,15 @@
         <w:t>the compiler</w:t>
       </w:r>
       <w:r>
-        <w:t xml:space="preserve"> know which is the address of global_counter what if there were more global variables?</w:t>
+        <w:t xml:space="preserve"> know which is the address of </w:t>
+      </w:r>
+      <w:proofErr w:type="spellStart"/>
+      <w:r>
+        <w:t>global_counter</w:t>
+      </w:r>
+      <w:proofErr w:type="spellEnd"/>
+      <w:r>
+        <w:t xml:space="preserve"> what if there were more global variables?</w:t>
       </w:r>
     </w:p>
     <w:p>
@@ -1366,11 +1521,35 @@
         <w:t xml:space="preserve">Syntax: </w:t>
       </w:r>
       <w:r>
-        <w:t>int* ptr;</w:t>
-      </w:r>
-      <w:r>
-        <w:br/>
-        <w:t>Here we read the above statement backwards to make sense, the variable ptr is a pointer (*) that points to a integer type value.</w:t>
+        <w:t xml:space="preserve">int* </w:t>
+      </w:r>
+      <w:proofErr w:type="spellStart"/>
+      <w:r>
+        <w:t>ptr</w:t>
+      </w:r>
+      <w:proofErr w:type="spellEnd"/>
+      <w:r>
+        <w:t>;</w:t>
+      </w:r>
+      <w:r>
+        <w:br/>
+        <w:t xml:space="preserve">Here we read the above statement backwards to make sense, the variable </w:t>
+      </w:r>
+      <w:proofErr w:type="spellStart"/>
+      <w:r>
+        <w:t>ptr</w:t>
+      </w:r>
+      <w:proofErr w:type="spellEnd"/>
+      <w:r>
+        <w:t xml:space="preserve"> is a pointer (*) that points to </w:t>
+      </w:r>
+      <w:proofErr w:type="gramStart"/>
+      <w:r>
+        <w:t>a</w:t>
+      </w:r>
+      <w:proofErr w:type="gramEnd"/>
+      <w:r>
+        <w:t xml:space="preserve"> integer type value.</w:t>
       </w:r>
       <w:r>
         <w:br/>
@@ -1414,6 +1593,7 @@
       <w:r>
         <w:t xml:space="preserve">variable </w:t>
       </w:r>
+      <w:proofErr w:type="spellStart"/>
       <w:r>
         <w:t>global</w:t>
       </w:r>
@@ -1421,7 +1601,11 @@
         <w:t>_</w:t>
       </w:r>
       <w:r>
-        <w:t>counter is pushed onto the stack this can be seen in the first LDR and STR instruction (check Pointer Variable disassembly view</w:t>
+        <w:t>counter</w:t>
+      </w:r>
+      <w:proofErr w:type="spellEnd"/>
+      <w:r>
+        <w:t xml:space="preserve"> is pushed onto the stack this can be seen in the first LDR and STR instruction (check Pointer Variable disassembly view</w:t>
       </w:r>
       <w:r>
         <w:t xml:space="preserve"> Screenshot below)</w:t>
@@ -1438,20 +1622,32 @@
           <w:numId w:val="1"/>
         </w:numPr>
       </w:pPr>
+      <w:proofErr w:type="gramStart"/>
       <w:r>
         <w:t>so</w:t>
       </w:r>
+      <w:proofErr w:type="gramEnd"/>
       <w:r>
         <w:t xml:space="preserve"> </w:t>
       </w:r>
       <w:r>
-        <w:t xml:space="preserve">since the </w:t>
+        <w:t xml:space="preserve">since </w:t>
+      </w:r>
+      <w:proofErr w:type="gramStart"/>
+      <w:r>
+        <w:t xml:space="preserve">the </w:t>
       </w:r>
       <w:r>
         <w:t>.</w:t>
       </w:r>
-      <w:r>
-        <w:t xml:space="preserve">bss section </w:t>
+      <w:proofErr w:type="spellStart"/>
+      <w:r>
+        <w:t>bss</w:t>
+      </w:r>
+      <w:proofErr w:type="spellEnd"/>
+      <w:proofErr w:type="gramEnd"/>
+      <w:r>
+        <w:t xml:space="preserve"> section </w:t>
       </w:r>
       <w:r>
         <w:t xml:space="preserve">in RAM </w:t>
@@ -1459,8 +1655,13 @@
       <w:r>
         <w:t xml:space="preserve">contains the </w:t>
       </w:r>
-      <w:r>
-        <w:t>global_counter variable</w:t>
+      <w:proofErr w:type="spellStart"/>
+      <w:r>
+        <w:t>global_counter</w:t>
+      </w:r>
+      <w:proofErr w:type="spellEnd"/>
+      <w:r>
+        <w:t xml:space="preserve"> variable</w:t>
       </w:r>
       <w:r>
         <w:t xml:space="preserve">, we need to </w:t>
@@ -1471,8 +1672,25 @@
       <w:r>
         <w:t xml:space="preserve"> this is calculated by offsetting the PC by 36. </w:t>
       </w:r>
-      <w:r>
-        <w:t>Ldr r3,[PC,#36]</w:t>
+      <w:proofErr w:type="spellStart"/>
+      <w:r>
+        <w:t>Ldr</w:t>
+      </w:r>
+      <w:proofErr w:type="spellEnd"/>
+      <w:r>
+        <w:t xml:space="preserve"> r</w:t>
+      </w:r>
+      <w:proofErr w:type="gramStart"/>
+      <w:r>
+        <w:t>3,[PC,#</w:t>
+      </w:r>
+      <w:proofErr w:type="gramEnd"/>
+      <w:r>
+        <w:t>36</w:t>
+      </w:r>
+      <w:proofErr w:type="gramStart"/>
+      <w:r>
+        <w:t>]</w:t>
       </w:r>
       <w:r>
         <w:t xml:space="preserve"> </w:t>
@@ -1481,7 +1699,11 @@
         <w:t xml:space="preserve"> </w:t>
       </w:r>
       <w:r>
-        <w:t xml:space="preserve">giving </w:t>
+        <w:t>giving</w:t>
+      </w:r>
+      <w:proofErr w:type="gramEnd"/>
+      <w:r>
+        <w:t xml:space="preserve"> </w:t>
       </w:r>
       <w:r>
         <w:t xml:space="preserve">r3=0x8000208 this is the memory address </w:t>
@@ -1522,21 +1744,44 @@
       <w:r>
         <w:t xml:space="preserve">the </w:t>
       </w:r>
-      <w:r>
-        <w:t xml:space="preserve">global_counter </w:t>
+      <w:proofErr w:type="spellStart"/>
+      <w:r>
+        <w:t>global_counter</w:t>
+      </w:r>
+      <w:proofErr w:type="spellEnd"/>
+      <w:r>
+        <w:t xml:space="preserve"> </w:t>
       </w:r>
       <w:r>
         <w:t xml:space="preserve">variable </w:t>
       </w:r>
       <w:r>
-        <w:t>which lies in the .bss section</w:t>
-      </w:r>
-      <w:r>
-        <w:t xml:space="preserve"> of the RAM </w:t>
+        <w:t xml:space="preserve">which lies in </w:t>
+      </w:r>
+      <w:proofErr w:type="gramStart"/>
+      <w:r>
+        <w:t>the .</w:t>
+      </w:r>
+      <w:proofErr w:type="spellStart"/>
+      <w:r>
+        <w:t>bss</w:t>
+      </w:r>
+      <w:proofErr w:type="spellEnd"/>
+      <w:proofErr w:type="gramEnd"/>
+      <w:r>
+        <w:t xml:space="preserve"> section</w:t>
+      </w:r>
+      <w:r>
+        <w:t xml:space="preserve"> of the </w:t>
+      </w:r>
+      <w:proofErr w:type="gramStart"/>
+      <w:r>
+        <w:t xml:space="preserve">RAM </w:t>
       </w:r>
       <w:r>
         <w:t>.</w:t>
       </w:r>
+      <w:proofErr w:type="gramEnd"/>
     </w:p>
     <w:p>
       <w:pPr>
@@ -1587,7 +1832,15 @@
         <w:t xml:space="preserve">this is the screenshot of the MAP file generated by the linker telling me </w:t>
       </w:r>
       <w:r>
-        <w:t>at what address the global_counter is stored.</w:t>
+        <w:t xml:space="preserve">at what address the </w:t>
+      </w:r>
+      <w:proofErr w:type="spellStart"/>
+      <w:r>
+        <w:t>global_counter</w:t>
+      </w:r>
+      <w:proofErr w:type="spellEnd"/>
+      <w:r>
+        <w:t xml:space="preserve"> is stored.</w:t>
       </w:r>
     </w:p>
     <w:p>
@@ -1602,7 +1855,15 @@
         <w:t>Then the STR instruction</w:t>
       </w:r>
       <w:r>
-        <w:t xml:space="preserve"> stores this RAM address of the global_counter onto the stack </w:t>
+        <w:t xml:space="preserve"> stores this RAM address of the </w:t>
+      </w:r>
+      <w:proofErr w:type="spellStart"/>
+      <w:r>
+        <w:t>global_counter</w:t>
+      </w:r>
+      <w:proofErr w:type="spellEnd"/>
+      <w:r>
+        <w:t xml:space="preserve"> onto the stack </w:t>
       </w:r>
       <w:r>
         <w:t xml:space="preserve">i.e. the stack address here is stored in r7 </w:t>
@@ -1679,8 +1940,13 @@
         <w:br/>
         <w:t xml:space="preserve">so now anytime global counter needs to be called or updated </w:t>
       </w:r>
-      <w:r>
-        <w:t xml:space="preserve">global_counters address is read from the stack </w:t>
+      <w:proofErr w:type="spellStart"/>
+      <w:r>
+        <w:t>global_counters</w:t>
+      </w:r>
+      <w:proofErr w:type="spellEnd"/>
+      <w:r>
+        <w:t xml:space="preserve"> address is read from the stack </w:t>
       </w:r>
       <w:r>
         <w:t>and the operations are performed on its value</w:t>
@@ -1759,7 +2025,15 @@
         <w:ind w:left="360"/>
       </w:pPr>
       <w:r>
-        <w:t>As can be seen sptr is initialised with 0x20000020</w:t>
+        <w:t xml:space="preserve">As can be seen </w:t>
+      </w:r>
+      <w:proofErr w:type="spellStart"/>
+      <w:r>
+        <w:t>sptr</w:t>
+      </w:r>
+      <w:proofErr w:type="spellEnd"/>
+      <w:r>
+        <w:t xml:space="preserve"> is initialised with 0x20000020</w:t>
       </w:r>
       <w:r>
         <w:t xml:space="preserve"> (memory address in RAM)</w:t>
@@ -1787,10 +2061,18 @@
         <w:t>i.e. 0xDEADBEEF</w:t>
       </w:r>
       <w:r>
-        <w:t xml:space="preserve"> this value was stored in the FLASH memory</w:t>
-      </w:r>
-      <w:r>
-        <w:t>(begins from 0x8000000)</w:t>
+        <w:t xml:space="preserve"> this value was stored in the FLASH </w:t>
+      </w:r>
+      <w:proofErr w:type="gramStart"/>
+      <w:r>
+        <w:t>memory</w:t>
+      </w:r>
+      <w:r>
+        <w:t>(</w:t>
+      </w:r>
+      <w:proofErr w:type="gramEnd"/>
+      <w:r>
+        <w:t>begins from 0x8000000)</w:t>
       </w:r>
       <w:r>
         <w:t xml:space="preserve"> (you can verify this b</w:t>
@@ -1828,7 +2110,15 @@
         <w:t xml:space="preserve">The compiler may </w:t>
       </w:r>
       <w:r>
-        <w:t>throw an error or warning if you try doing this sptr = 0x20000020</w:t>
+        <w:t xml:space="preserve">throw an error or warning if you try doing this </w:t>
+      </w:r>
+      <w:proofErr w:type="spellStart"/>
+      <w:r>
+        <w:t>sptr</w:t>
+      </w:r>
+      <w:proofErr w:type="spellEnd"/>
+      <w:r>
+        <w:t xml:space="preserve"> = 0x20000020</w:t>
       </w:r>
       <w:r>
         <w:t xml:space="preserve"> </w:t>
@@ -1839,8 +2129,13 @@
       <w:r>
         <w:t xml:space="preserve">. </w:t>
       </w:r>
-      <w:r>
-        <w:t>sPtr = (</w:t>
+      <w:proofErr w:type="spellStart"/>
+      <w:r>
+        <w:t>sPtr</w:t>
+      </w:r>
+      <w:proofErr w:type="spellEnd"/>
+      <w:r>
+        <w:t xml:space="preserve"> = (</w:t>
       </w:r>
       <w:r>
         <w:rPr>
@@ -1907,7 +2202,15 @@
       </w:r>
       <w:r>
         <w:br/>
-        <w:t xml:space="preserve">pretty interesting right? Remember this as we will need these bad boyz </w:t>
+        <w:t xml:space="preserve">pretty interesting right? Remember this as we will need these bad </w:t>
+      </w:r>
+      <w:proofErr w:type="spellStart"/>
+      <w:r>
+        <w:t>boyz</w:t>
+      </w:r>
+      <w:proofErr w:type="spellEnd"/>
+      <w:r>
+        <w:t xml:space="preserve"> </w:t>
       </w:r>
       <w:r>
         <w:t>in the future.</w:t>
@@ -2193,8 +2496,23 @@
       <w:pPr>
         <w:pStyle w:val="ListParagraph"/>
       </w:pPr>
-      <w:r>
-        <w:t>So in the last lesson pointers were the main focus, so lets start with the first use-case of pointers from the embedded perspective.</w:t>
+      <w:proofErr w:type="gramStart"/>
+      <w:r>
+        <w:t>So</w:t>
+      </w:r>
+      <w:proofErr w:type="gramEnd"/>
+      <w:r>
+        <w:t xml:space="preserve"> in the last lesson pointers were the main focus, so </w:t>
+      </w:r>
+      <w:proofErr w:type="spellStart"/>
+      <w:proofErr w:type="gramStart"/>
+      <w:r>
+        <w:t>lets</w:t>
+      </w:r>
+      <w:proofErr w:type="spellEnd"/>
+      <w:proofErr w:type="gramEnd"/>
+      <w:r>
+        <w:t xml:space="preserve"> start with the first use-case of pointers from the embedded perspective.</w:t>
       </w:r>
     </w:p>
     <w:p>
@@ -2235,8 +2553,29 @@
         <w:pStyle w:val="ListParagraph"/>
       </w:pPr>
       <w:r>
-        <w:t>Note: Just because I use a stm32 nucleo board to implement the blinky code does not mean you have to go buy the STM32, rather you could work with a MCU that is with you right now. All you need is to download the datasheet, User manual and Reference manual wrt your mcu</w:t>
-      </w:r>
+        <w:t xml:space="preserve">Note: Just because I use a stm32 </w:t>
+      </w:r>
+      <w:proofErr w:type="spellStart"/>
+      <w:r>
+        <w:t>nucleo</w:t>
+      </w:r>
+      <w:proofErr w:type="spellEnd"/>
+      <w:r>
+        <w:t xml:space="preserve"> board to implement the blinky code does not mean you have to go buy the STM32, rather you could work with a MCU that is with you right now. All you need is to download the datasheet, User manual and Reference manual </w:t>
+      </w:r>
+      <w:proofErr w:type="spellStart"/>
+      <w:r>
+        <w:t>wrt</w:t>
+      </w:r>
+      <w:proofErr w:type="spellEnd"/>
+      <w:r>
+        <w:t xml:space="preserve"> your </w:t>
+      </w:r>
+      <w:proofErr w:type="spellStart"/>
+      <w:r>
+        <w:t>mcu</w:t>
+      </w:r>
+      <w:proofErr w:type="spellEnd"/>
       <w:r>
         <w:t xml:space="preserve"> on the dev board</w:t>
       </w:r>
@@ -2331,8 +2670,13 @@
       <w:r>
         <w:t xml:space="preserve">board user-LED is internally connected to the </w:t>
       </w:r>
-      <w:r>
-        <w:t xml:space="preserve">32 bit </w:t>
+      <w:proofErr w:type="gramStart"/>
+      <w:r>
+        <w:t>32 bit</w:t>
+      </w:r>
+      <w:proofErr w:type="gramEnd"/>
+      <w:r>
+        <w:t xml:space="preserve"> </w:t>
       </w:r>
       <w:r>
         <w:t>GPIO</w:t>
@@ -2479,7 +2823,15 @@
         <w:t>#define</w:t>
       </w:r>
       <w:r>
-        <w:t xml:space="preserve"> GPIO_B_ODR        (*((</w:t>
+        <w:t xml:space="preserve"> GPIO_B_ODR     </w:t>
+      </w:r>
+      <w:proofErr w:type="gramStart"/>
+      <w:r>
+        <w:t xml:space="preserve">   (</w:t>
+      </w:r>
+      <w:proofErr w:type="gramEnd"/>
+      <w:r>
+        <w:t>*((</w:t>
       </w:r>
       <w:r>
         <w:rPr>
@@ -2499,12 +2851,28 @@
         <w:t>int</w:t>
       </w:r>
       <w:r>
-        <w:t xml:space="preserve"> *)(GPIO_B_START_ADDR + GPIO_B_ODR_OFST)))</w:t>
-      </w:r>
-    </w:p>
-    <w:p>
-      <w:r>
-        <w:t>Unsigned int * : typecasts the GPIO_ODR address which is 0x48000414. Typecasting the address is necessary else the compiler will throw an error.</w:t>
+        <w:t xml:space="preserve"> </w:t>
+      </w:r>
+      <w:proofErr w:type="gramStart"/>
+      <w:r>
+        <w:t>*)(</w:t>
+      </w:r>
+      <w:proofErr w:type="gramEnd"/>
+      <w:r>
+        <w:t>GPIO_B_START_ADDR + GPIO_B_ODR_OFST)))</w:t>
+      </w:r>
+    </w:p>
+    <w:p>
+      <w:r>
+        <w:t xml:space="preserve">Unsigned int </w:t>
+      </w:r>
+      <w:proofErr w:type="gramStart"/>
+      <w:r>
+        <w:t>* :</w:t>
+      </w:r>
+      <w:proofErr w:type="gramEnd"/>
+      <w:r>
+        <w:t xml:space="preserve"> typecasts the GPIO_ODR address which is 0x48000414. Typecasting the address is necessary else the compiler will throw an error.</w:t>
       </w:r>
     </w:p>
     <w:p>
@@ -2605,7 +2973,23 @@
           <w:b/>
           <w:bCs/>
         </w:rPr>
-        <w:t>C preprocessor (cpp)</w:t>
+        <w:t>C preprocessor (</w:t>
+      </w:r>
+      <w:proofErr w:type="spellStart"/>
+      <w:r>
+        <w:rPr>
+          <w:b/>
+          <w:bCs/>
+        </w:rPr>
+        <w:t>cpp</w:t>
+      </w:r>
+      <w:proofErr w:type="spellEnd"/>
+      <w:r>
+        <w:rPr>
+          <w:b/>
+          <w:bCs/>
+        </w:rPr>
+        <w:t>)</w:t>
       </w:r>
       <w:r>
         <w:t>.</w:t>
@@ -2743,13 +3127,25 @@
           <w:numId w:val="3"/>
         </w:numPr>
       </w:pPr>
-      <w:r>
-        <w:t>Lets consider the following code for example:</w:t>
-      </w:r>
-      <w:r>
-        <w:br/>
-        <w:t>file example.c</w:t>
-      </w:r>
+      <w:proofErr w:type="spellStart"/>
+      <w:proofErr w:type="gramStart"/>
+      <w:r>
+        <w:t>Lets</w:t>
+      </w:r>
+      <w:proofErr w:type="spellEnd"/>
+      <w:proofErr w:type="gramEnd"/>
+      <w:r>
+        <w:t xml:space="preserve"> consider the following code for example:</w:t>
+      </w:r>
+      <w:r>
+        <w:br/>
+        <w:t xml:space="preserve">file </w:t>
+      </w:r>
+      <w:proofErr w:type="spellStart"/>
+      <w:r>
+        <w:t>example.c</w:t>
+      </w:r>
+      <w:proofErr w:type="spellEnd"/>
     </w:p>
     <w:p>
       <w:pPr>
@@ -2757,7 +3153,15 @@
         <w:ind w:left="1080"/>
       </w:pPr>
       <w:r>
-        <w:t>#include &lt;stdio.h&gt;</w:t>
+        <w:t>#include &lt;</w:t>
+      </w:r>
+      <w:proofErr w:type="spellStart"/>
+      <w:r>
+        <w:t>stdio.h</w:t>
+      </w:r>
+      <w:proofErr w:type="spellEnd"/>
+      <w:r>
+        <w:t>&gt;</w:t>
       </w:r>
     </w:p>
     <w:p>
@@ -2794,7 +3198,35 @@
       </w:pPr>
       <w:r>
         <w:tab/>
-        <w:t>Printf(“\n the LED pin is %d”,LED_PIN);</w:t>
+      </w:r>
+      <w:proofErr w:type="spellStart"/>
+      <w:proofErr w:type="gramStart"/>
+      <w:r>
+        <w:t>Printf</w:t>
+      </w:r>
+      <w:proofErr w:type="spellEnd"/>
+      <w:r>
+        <w:t>(</w:t>
+      </w:r>
+      <w:proofErr w:type="gramEnd"/>
+      <w:r>
+        <w:t>“\n the LED pin is %</w:t>
+      </w:r>
+      <w:proofErr w:type="spellStart"/>
+      <w:r>
+        <w:t>d</w:t>
+      </w:r>
+      <w:proofErr w:type="gramStart"/>
+      <w:r>
+        <w:t>”,LED</w:t>
+      </w:r>
+      <w:proofErr w:type="gramEnd"/>
+      <w:r>
+        <w:t>_PIN</w:t>
+      </w:r>
+      <w:proofErr w:type="spellEnd"/>
+      <w:r>
+        <w:t>);</w:t>
       </w:r>
     </w:p>
     <w:p>
@@ -2865,8 +3297,15 @@
       </w:r>
       <w:r>
         <w:br/>
-        <w:t>file example.i</w:t>
-      </w:r>
+        <w:t xml:space="preserve">file </w:t>
+      </w:r>
+      <w:proofErr w:type="spellStart"/>
+      <w:proofErr w:type="gramStart"/>
+      <w:r>
+        <w:t>example.i</w:t>
+      </w:r>
+      <w:proofErr w:type="spellEnd"/>
+      <w:proofErr w:type="gramEnd"/>
       <w:r>
         <w:br/>
       </w:r>
@@ -2874,22 +3313,62 @@
         <w:rPr>
           <w:highlight w:val="red"/>
         </w:rPr>
-        <w:t>// Expanded stdio.h contents (not shown completely here)</w:t>
-      </w:r>
-      <w:r>
-        <w:br/>
-      </w:r>
-      <w:r>
-        <w:t xml:space="preserve"> int printf(const char *format, ...); </w:t>
-      </w:r>
-      <w:r>
-        <w:br/>
-      </w:r>
-      <w:r>
-        <w:br/>
-      </w:r>
-      <w:r>
-        <w:t xml:space="preserve">int main() </w:t>
+        <w:t xml:space="preserve">// Expanded </w:t>
+      </w:r>
+      <w:proofErr w:type="spellStart"/>
+      <w:r>
+        <w:rPr>
+          <w:highlight w:val="red"/>
+        </w:rPr>
+        <w:t>stdio.h</w:t>
+      </w:r>
+      <w:proofErr w:type="spellEnd"/>
+      <w:r>
+        <w:rPr>
+          <w:highlight w:val="red"/>
+        </w:rPr>
+        <w:t xml:space="preserve"> contents (not shown completely here)</w:t>
+      </w:r>
+      <w:r>
+        <w:br/>
+      </w:r>
+      <w:r>
+        <w:t xml:space="preserve"> int </w:t>
+      </w:r>
+      <w:proofErr w:type="spellStart"/>
+      <w:proofErr w:type="gramStart"/>
+      <w:r>
+        <w:t>printf</w:t>
+      </w:r>
+      <w:proofErr w:type="spellEnd"/>
+      <w:r>
+        <w:t>(</w:t>
+      </w:r>
+      <w:proofErr w:type="spellStart"/>
+      <w:proofErr w:type="gramEnd"/>
+      <w:r>
+        <w:t>const</w:t>
+      </w:r>
+      <w:proofErr w:type="spellEnd"/>
+      <w:r>
+        <w:t xml:space="preserve"> char *format, ...); </w:t>
+      </w:r>
+      <w:r>
+        <w:br/>
+      </w:r>
+      <w:r>
+        <w:br/>
+      </w:r>
+      <w:r>
+        <w:t xml:space="preserve">int </w:t>
+      </w:r>
+      <w:proofErr w:type="gramStart"/>
+      <w:r>
+        <w:t>main(</w:t>
+      </w:r>
+      <w:proofErr w:type="gramEnd"/>
+      <w:r>
+        <w:t xml:space="preserve">) </w:t>
       </w:r>
       <w:r>
         <w:br/>
@@ -2901,8 +3380,18 @@
         <w:br/>
         <w:t xml:space="preserve">      </w:t>
       </w:r>
-      <w:r>
-        <w:t xml:space="preserve">printf("LED is connected to pin %d\n", </w:t>
+      <w:proofErr w:type="spellStart"/>
+      <w:proofErr w:type="gramStart"/>
+      <w:r>
+        <w:t>printf</w:t>
+      </w:r>
+      <w:proofErr w:type="spellEnd"/>
+      <w:r>
+        <w:t>(</w:t>
+      </w:r>
+      <w:proofErr w:type="gramEnd"/>
+      <w:r>
+        <w:t xml:space="preserve">"LED is connected to pin %d\n", </w:t>
       </w:r>
       <w:r>
         <w:rPr>
@@ -2970,7 +3459,17 @@
         <w:t xml:space="preserve">The </w:t>
       </w:r>
       <w:r>
-        <w:t xml:space="preserve">Volatile keyword prevents the compiler from optimizing the variable which it assumes that the value remains constant. Lets take the following code for example: a delay implemented using a while loop </w:t>
+        <w:t xml:space="preserve">Volatile keyword prevents the compiler from optimizing the variable which it assumes that the value remains constant. </w:t>
+      </w:r>
+      <w:proofErr w:type="spellStart"/>
+      <w:proofErr w:type="gramStart"/>
+      <w:r>
+        <w:t>Lets</w:t>
+      </w:r>
+      <w:proofErr w:type="spellEnd"/>
+      <w:proofErr w:type="gramEnd"/>
+      <w:r>
+        <w:t xml:space="preserve"> take the following code for example: a delay implemented using a while loop </w:t>
       </w:r>
       <w:r>
         <w:br/>
@@ -2993,8 +3492,13 @@
       <w:pPr>
         <w:ind w:firstLine="720"/>
       </w:pPr>
-      <w:r>
-        <w:t>While( counter&lt;=10000)</w:t>
+      <w:proofErr w:type="gramStart"/>
+      <w:r>
+        <w:t>While( counter</w:t>
+      </w:r>
+      <w:proofErr w:type="gramEnd"/>
+      <w:r>
+        <w:t>&lt;=10000)</w:t>
       </w:r>
     </w:p>
     <w:p>
@@ -3034,7 +3538,15 @@
         <w:t xml:space="preserve">Since the counter variable will reset itself to zero after the counter value reaches the limit </w:t>
       </w:r>
       <w:r>
-        <w:t>the compiler considers the while loop as redundant and will optimize the variable out unless, the  counter is defined as a volatile variable</w:t>
+        <w:t xml:space="preserve">the compiler considers the while loop as redundant and will optimize the variable out unless, </w:t>
+      </w:r>
+      <w:proofErr w:type="gramStart"/>
+      <w:r>
+        <w:t>the  counter</w:t>
+      </w:r>
+      <w:proofErr w:type="gramEnd"/>
+      <w:r>
+        <w:t xml:space="preserve"> is defined as a volatile variable</w:t>
       </w:r>
       <w:r>
         <w:t xml:space="preserve">, this is because from the compilers perspective the counter variables incremented value is overwritten by zero and it has not been used anywhere else in the code. </w:t>
@@ -3044,7 +3556,14 @@
       </w:r>
       <w:r>
         <w:br/>
-        <w:t>Similarly we use volatile in the following cases,</w:t>
+      </w:r>
+      <w:proofErr w:type="gramStart"/>
+      <w:r>
+        <w:t>Similarly</w:t>
+      </w:r>
+      <w:proofErr w:type="gramEnd"/>
+      <w:r>
+        <w:t xml:space="preserve"> we use volatile in the following cases,</w:t>
       </w:r>
     </w:p>
     <w:p>
@@ -3077,8 +3596,13 @@
           <w:numId w:val="3"/>
         </w:numPr>
       </w:pPr>
-      <w:r>
-        <w:t xml:space="preserve">Incase of </w:t>
+      <w:proofErr w:type="spellStart"/>
+      <w:r>
+        <w:t>Incase</w:t>
+      </w:r>
+      <w:proofErr w:type="spellEnd"/>
+      <w:r>
+        <w:t xml:space="preserve"> of </w:t>
       </w:r>
       <w:r>
         <w:rPr>
@@ -3099,8 +3623,13 @@
           <w:numId w:val="3"/>
         </w:numPr>
       </w:pPr>
-      <w:r>
-        <w:t>Similarly when multithreading if a shared variable is not volatile then this variable might get cached in a register.</w:t>
+      <w:proofErr w:type="gramStart"/>
+      <w:r>
+        <w:t>Similarly</w:t>
+      </w:r>
+      <w:proofErr w:type="gramEnd"/>
+      <w:r>
+        <w:t xml:space="preserve"> when multithreading if a shared variable is not volatile then this variable might get cached in a register.</w:t>
       </w:r>
     </w:p>
     <w:p/>
@@ -3448,7 +3977,15 @@
         </w:numPr>
       </w:pPr>
       <w:r>
-        <w:t>(*(unsigned long *)(0x40250000 + (1&lt;&lt;3))) = 1;</w:t>
+        <w:t xml:space="preserve">(*(unsigned long </w:t>
+      </w:r>
+      <w:proofErr w:type="gramStart"/>
+      <w:r>
+        <w:t>*)(</w:t>
+      </w:r>
+      <w:proofErr w:type="gramEnd"/>
+      <w:r>
+        <w:t>0x40250000 + (1&lt;&lt;3))) = 1;</w:t>
       </w:r>
       <w:r>
         <w:t xml:space="preserve"> // Corresponds to 0x40250008</w:t>
@@ -3463,7 +4000,15 @@
         </w:numPr>
       </w:pPr>
       <w:r>
-        <w:t>(unsigned long *)(0x40250000) + 2 = 1</w:t>
+        <w:t xml:space="preserve">(unsigned long </w:t>
+      </w:r>
+      <w:proofErr w:type="gramStart"/>
+      <w:r>
+        <w:t>*)(</w:t>
+      </w:r>
+      <w:proofErr w:type="gramEnd"/>
+      <w:r>
+        <w:t>0x40250000) + 2 = 1</w:t>
       </w:r>
       <w:r>
         <w:t>;</w:t>
@@ -3478,7 +4023,15 @@
         <w:t>pointer arithmetic</w:t>
       </w:r>
       <w:r>
-        <w:t xml:space="preserve">: pointer +2 means pointer will increment by 4 bytes ( since pointer is defined as unsigned long) so </w:t>
+        <w:t xml:space="preserve">: pointer +2 means pointer will increment by 4 bytes </w:t>
+      </w:r>
+      <w:proofErr w:type="gramStart"/>
+      <w:r>
+        <w:t>( since</w:t>
+      </w:r>
+      <w:proofErr w:type="gramEnd"/>
+      <w:r>
+        <w:t xml:space="preserve"> pointer is defined as unsigned long) so </w:t>
       </w:r>
       <w:r>
         <w:t>0x40250004 and then 0x40250008</w:t>
@@ -3493,13 +4046,29 @@
         </w:numPr>
       </w:pPr>
       <w:r>
-        <w:t xml:space="preserve">#define GPIO_DATA_BIT_R (unsigned long *)(0x40250000) </w:t>
-      </w:r>
-      <w:r>
-        <w:br/>
-      </w:r>
-      <w:r>
-        <w:t>GPIO_DATA_BIT_R[2] = 1;</w:t>
+        <w:t xml:space="preserve">#define GPIO_DATA_BIT_R (unsigned long </w:t>
+      </w:r>
+      <w:proofErr w:type="gramStart"/>
+      <w:r>
+        <w:t>*)(</w:t>
+      </w:r>
+      <w:proofErr w:type="gramEnd"/>
+      <w:r>
+        <w:t xml:space="preserve">0x40250000) </w:t>
+      </w:r>
+      <w:r>
+        <w:br/>
+      </w:r>
+      <w:r>
+        <w:t>GPIO_DATA_BIT_</w:t>
+      </w:r>
+      <w:proofErr w:type="gramStart"/>
+      <w:r>
+        <w:t>R[</w:t>
+      </w:r>
+      <w:proofErr w:type="gramEnd"/>
+      <w:r>
+        <w:t>2] = 1;</w:t>
       </w:r>
       <w:r>
         <w:t xml:space="preserve"> </w:t>
@@ -3550,7 +4119,23 @@
         <w:t xml:space="preserve"> to the first element of the array.</w:t>
       </w:r>
       <w:r>
-        <w:t xml:space="preserve"> For eg int a[4];</w:t>
+        <w:t xml:space="preserve"> For </w:t>
+      </w:r>
+      <w:proofErr w:type="spellStart"/>
+      <w:r>
+        <w:t>eg</w:t>
+      </w:r>
+      <w:proofErr w:type="spellEnd"/>
+      <w:r>
+        <w:t xml:space="preserve"> int </w:t>
+      </w:r>
+      <w:proofErr w:type="gramStart"/>
+      <w:r>
+        <w:t>a[</w:t>
+      </w:r>
+      <w:proofErr w:type="gramEnd"/>
+      <w:r>
+        <w:t>4];</w:t>
       </w:r>
       <w:r>
         <w:br/>
@@ -3590,7 +4175,15 @@
         </w:numPr>
       </w:pPr>
       <w:r>
-        <w:t>*(a + 0) = a[0] (points to the first element)</w:t>
+        <w:t xml:space="preserve">*(a + 0) = </w:t>
+      </w:r>
+      <w:proofErr w:type="gramStart"/>
+      <w:r>
+        <w:t>a[</w:t>
+      </w:r>
+      <w:proofErr w:type="gramEnd"/>
+      <w:r>
+        <w:t>0] (points to the first element)</w:t>
       </w:r>
     </w:p>
     <w:p>
@@ -3602,7 +4195,15 @@
         </w:numPr>
       </w:pPr>
       <w:r>
-        <w:t>*(a + 1) = a[1] (moves to the next element)</w:t>
+        <w:t xml:space="preserve">*(a + 1) = </w:t>
+      </w:r>
+      <w:proofErr w:type="gramStart"/>
+      <w:r>
+        <w:t>a[</w:t>
+      </w:r>
+      <w:proofErr w:type="gramEnd"/>
+      <w:r>
+        <w:t>1] (moves to the next element)</w:t>
       </w:r>
     </w:p>
     <w:p>
@@ -3796,7 +4397,7 @@
           </mc:Choice>
           <mc:Fallback>
             <w:pict>
-              <v:rect w14:anchorId="0E3977E6" id="Rectangle 1" o:spid="_x0000_s1026" style="position:absolute;margin-left:53.45pt;margin-top:1.35pt;width:280.35pt;height:65.95pt;z-index:251659264;visibility:visible;mso-wrap-style:square;mso-width-percent:0;mso-height-percent:0;mso-wrap-distance-left:9pt;mso-wrap-distance-top:0;mso-wrap-distance-right:9pt;mso-wrap-distance-bottom:0;mso-position-horizontal:absolute;mso-position-horizontal-relative:text;mso-position-vertical:absolute;mso-position-vertical-relative:text;mso-width-percent:0;mso-height-percent:0;mso-width-relative:margin;mso-height-relative:margin;v-text-anchor:middle" o:gfxdata="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" fillcolor="#ed7d31 [3205]" stroked="f">
+              <v:rect w14:anchorId="309ADB95" id="Rectangle 1" o:spid="_x0000_s1026" style="position:absolute;margin-left:53.45pt;margin-top:1.35pt;width:280.35pt;height:65.95pt;z-index:251659264;visibility:visible;mso-wrap-style:square;mso-width-percent:0;mso-height-percent:0;mso-wrap-distance-left:9pt;mso-wrap-distance-top:0;mso-wrap-distance-right:9pt;mso-wrap-distance-bottom:0;mso-position-horizontal:absolute;mso-position-horizontal-relative:text;mso-position-vertical:absolute;mso-position-vertical-relative:text;mso-width-percent:0;mso-height-percent:0;mso-width-relative:margin;mso-height-relative:margin;v-text-anchor:middle" o:gfxdata="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" fillcolor="#ed7d31 [3205]" stroked="f">
                 <v:fill opacity="32896f"/>
               </v:rect>
             </w:pict>
@@ -3853,7 +4454,15 @@
     </w:p>
     <w:p>
       <w:r>
-        <w:t>After using the BSRR register for an Atomic write:</w:t>
+        <w:t xml:space="preserve">After using the BSRR register for an </w:t>
+      </w:r>
+      <w:proofErr w:type="gramStart"/>
+      <w:r>
+        <w:t>Atomic</w:t>
+      </w:r>
+      <w:proofErr w:type="gramEnd"/>
+      <w:r>
+        <w:t xml:space="preserve"> write:</w:t>
       </w:r>
       <w:r>
         <w:br/>
@@ -3905,7 +4514,15 @@
         <w:br/>
       </w:r>
       <w:r>
-        <w:t>Here BSRR writes to a special circuit in Hardware to modify only a certain bits in the ODR registers.</w:t>
+        <w:t xml:space="preserve">Here BSRR writes to a special circuit in Hardware to modify only a </w:t>
+      </w:r>
+      <w:proofErr w:type="gramStart"/>
+      <w:r>
+        <w:t>certain bits</w:t>
+      </w:r>
+      <w:proofErr w:type="gramEnd"/>
+      <w:r>
+        <w:t xml:space="preserve"> in the ODR registers.</w:t>
       </w:r>
     </w:p>
     <w:p>
@@ -4038,6 +4655,13 @@
       </w:r>
     </w:p>
     <w:p>
+      <w:pPr>
+        <w:rPr>
+          <w:b/>
+          <w:bCs/>
+          <w:u w:val="single"/>
+        </w:rPr>
+      </w:pPr>
       <w:r>
         <w:rPr>
           <w:sz w:val="24"/>
@@ -4086,7 +4710,131 @@
         <w:lastRenderedPageBreak/>
         <w:t>this error was resolved by removing the core_cm4.h inclusion since it was indirectly included in the stm32xx.h files.</w:t>
       </w:r>
-    </w:p>
+      <w:r>
+        <w:br/>
+      </w:r>
+      <w:r>
+        <w:br/>
+      </w:r>
+      <w:r>
+        <w:rPr>
+          <w:b/>
+          <w:bCs/>
+          <w:u w:val="single"/>
+        </w:rPr>
+        <w:t>8 Byte Alignment</w:t>
+      </w:r>
+    </w:p>
+    <w:p>
+      <w:r>
+        <w:t xml:space="preserve">For the thread stack since the size may not be 8 </w:t>
+      </w:r>
+      <w:proofErr w:type="gramStart"/>
+      <w:r>
+        <w:t>byte</w:t>
+      </w:r>
+      <w:proofErr w:type="gramEnd"/>
+      <w:r>
+        <w:t xml:space="preserve"> aligned to align </w:t>
+      </w:r>
+      <w:proofErr w:type="gramStart"/>
+      <w:r>
+        <w:t>it</w:t>
+      </w:r>
+      <w:proofErr w:type="gramEnd"/>
+      <w:r>
+        <w:t xml:space="preserve"> we perform the below operation</w:t>
+      </w:r>
+      <w:r>
+        <w:br/>
+        <w:t>(size/</w:t>
+      </w:r>
+      <w:proofErr w:type="gramStart"/>
+      <w:r>
+        <w:t>8)*</w:t>
+      </w:r>
+      <w:proofErr w:type="gramEnd"/>
+      <w:r>
+        <w:t>8</w:t>
+      </w:r>
+      <w:r>
+        <w:br/>
+      </w:r>
+      <w:r>
+        <w:rPr>
+          <w:b/>
+          <w:bCs/>
+        </w:rPr>
+        <w:t xml:space="preserve">Divide and multiply by 8 for alignment does not make sense wont it just </w:t>
+      </w:r>
+      <w:proofErr w:type="gramStart"/>
+      <w:r>
+        <w:rPr>
+          <w:b/>
+          <w:bCs/>
+        </w:rPr>
+        <w:t>cancel</w:t>
+      </w:r>
+      <w:proofErr w:type="gramEnd"/>
+      <w:r>
+        <w:t>?</w:t>
+      </w:r>
+    </w:p>
+    <w:p>
+      <w:pPr>
+        <w:pStyle w:val="ListParagraph"/>
+        <w:numPr>
+          <w:ilvl w:val="0"/>
+          <w:numId w:val="1"/>
+        </w:numPr>
+      </w:pPr>
+      <w:r>
+        <w:t>The division by 8 is </w:t>
+      </w:r>
+      <w:r>
+        <w:rPr>
+          <w:b/>
+          <w:bCs/>
+        </w:rPr>
+        <w:t>integer division</w:t>
+      </w:r>
+      <w:r>
+        <w:t>, which effectively </w:t>
+      </w:r>
+      <w:r>
+        <w:rPr>
+          <w:b/>
+          <w:bCs/>
+        </w:rPr>
+        <w:t>rounds down</w:t>
+      </w:r>
+      <w:r>
+        <w:t> the address to the nearest multiple of 8</w:t>
+      </w:r>
+      <w:r>
+        <w:t xml:space="preserve">. </w:t>
+      </w:r>
+    </w:p>
+    <w:p>
+      <w:pPr>
+        <w:pStyle w:val="ListParagraph"/>
+        <w:numPr>
+          <w:ilvl w:val="0"/>
+          <w:numId w:val="1"/>
+        </w:numPr>
+      </w:pPr>
+      <w:r>
+        <w:t>The subsequent multiplication by 8 then gives you that rounded-down, </w:t>
+      </w:r>
+      <w:r>
+        <w:rPr>
+          <w:b/>
+          <w:bCs/>
+        </w:rPr>
+        <w:t>8-byte aligned address.</w:t>
+      </w:r>
+    </w:p>
+    <w:p/>
     <w:p>
       <w:pPr>
         <w:rPr>
@@ -4312,7 +5060,7 @@
   <w:abstractNum w:abstractNumId="2" w15:restartNumberingAfterBreak="0">
     <w:nsid w:val="2AC74AD1"/>
     <w:multiLevelType w:val="hybridMultilevel"/>
-    <w:tmpl w:val="2654F22E"/>
+    <w:tmpl w:val="E524448C"/>
     <w:lvl w:ilvl="0" w:tplc="40090001">
       <w:start w:val="1"/>
       <w:numFmt w:val="bullet"/>
